--- a/EJERCICIOS DE LOS ALUMNOS/RAFA/POWERSHELL/bloque4/Ejercicios bloque 4.docx
+++ b/EJERCICIOS DE LOS ALUMNOS/RAFA/POWERSHELL/bloque4/Ejercicios bloque 4.docx
@@ -44,6 +44,49 @@
         <w:t>Get-ExecutionPolicy</w:t>
       </w:r>
       <w:proofErr w:type="spellEnd"/>
+      <w:r>
+        <w:rPr>
+          <w:noProof/>
+        </w:rPr>
+        <w:t xml:space="preserve"> </w:t>
+      </w:r>
+      <w:r>
+        <w:drawing>
+          <wp:inline distT="0" distB="0" distL="0" distR="0" wp14:anchorId="020FA4EB" wp14:editId="2D367DE0">
+            <wp:extent cx="3467584" cy="552527"/>
+            <wp:effectExtent l="0" t="0" r="0" b="0"/>
+            <wp:docPr id="2108649966" name="Imagen 1"/>
+            <wp:cNvGraphicFramePr>
+              <a:graphicFrameLocks xmlns:a="http://schemas.openxmlformats.org/drawingml/2006/main" noChangeAspect="1"/>
+            </wp:cNvGraphicFramePr>
+            <a:graphic xmlns:a="http://schemas.openxmlformats.org/drawingml/2006/main">
+              <a:graphicData uri="http://schemas.openxmlformats.org/drawingml/2006/picture">
+                <pic:pic xmlns:pic="http://schemas.openxmlformats.org/drawingml/2006/picture">
+                  <pic:nvPicPr>
+                    <pic:cNvPr id="2108649966" name=""/>
+                    <pic:cNvPicPr/>
+                  </pic:nvPicPr>
+                  <pic:blipFill>
+                    <a:blip r:embed="rId5"/>
+                    <a:stretch>
+                      <a:fillRect/>
+                    </a:stretch>
+                  </pic:blipFill>
+                  <pic:spPr>
+                    <a:xfrm>
+                      <a:off x="0" y="0"/>
+                      <a:ext cx="3467584" cy="552527"/>
+                    </a:xfrm>
+                    <a:prstGeom prst="rect">
+                      <a:avLst/>
+                    </a:prstGeom>
+                  </pic:spPr>
+                </pic:pic>
+              </a:graphicData>
+            </a:graphic>
+          </wp:inline>
+        </w:drawing>
+      </w:r>
     </w:p>
     <w:p>
       <w:pPr>
@@ -290,7 +333,21 @@
         <w:rPr>
           <w:lang w:val="en-GB"/>
         </w:rPr>
-        <w:t>$rule = New-Object System.Security.AccessControl.FileSystemAccessRule("Usuario","Read","Allow")</w:t>
+        <w:t xml:space="preserve">$rule = New-Object </w:t>
+      </w:r>
+      <w:proofErr w:type="gramStart"/>
+      <w:r>
+        <w:rPr>
+          <w:lang w:val="en-GB"/>
+        </w:rPr>
+        <w:t>System.Security.AccessControl.FileSystemAccessRule</w:t>
+      </w:r>
+      <w:proofErr w:type="gramEnd"/>
+      <w:r>
+        <w:rPr>
+          <w:lang w:val="en-GB"/>
+        </w:rPr>
+        <w:t>("Usuario","Read","Allow")</w:t>
       </w:r>
     </w:p>
     <w:p>
@@ -306,6 +363,7 @@
         <w:t>$</w:t>
       </w:r>
       <w:proofErr w:type="spellStart"/>
+      <w:proofErr w:type="gramStart"/>
       <w:r>
         <w:rPr>
           <w:lang w:val="en-GB"/>
@@ -313,6 +371,7 @@
         <w:t>acl.AddAccessRule</w:t>
       </w:r>
       <w:proofErr w:type="spellEnd"/>
+      <w:proofErr w:type="gramEnd"/>
       <w:r>
         <w:rPr>
           <w:lang w:val="en-GB"/>
@@ -440,7 +499,21 @@
         <w:rPr>
           <w:lang w:val="en-GB"/>
         </w:rPr>
-        <w:t>$rule = New-Object System.Security.AccessControl.FileSystemAccessRule("Usuarios","FullControl","Allow")</w:t>
+        <w:t xml:space="preserve">$rule = New-Object </w:t>
+      </w:r>
+      <w:proofErr w:type="gramStart"/>
+      <w:r>
+        <w:rPr>
+          <w:lang w:val="en-GB"/>
+        </w:rPr>
+        <w:t>System.Security.AccessControl.FileSystemAccessRule</w:t>
+      </w:r>
+      <w:proofErr w:type="gramEnd"/>
+      <w:r>
+        <w:rPr>
+          <w:lang w:val="en-GB"/>
+        </w:rPr>
+        <w:t>("Usuarios","FullControl","Allow")</w:t>
       </w:r>
     </w:p>
     <w:p>
@@ -456,6 +529,7 @@
         <w:t>$</w:t>
       </w:r>
       <w:proofErr w:type="spellStart"/>
+      <w:proofErr w:type="gramStart"/>
       <w:r>
         <w:rPr>
           <w:lang w:val="en-GB"/>
@@ -463,6 +537,7 @@
         <w:t>acl.AddAccessRule</w:t>
       </w:r>
       <w:proofErr w:type="spellEnd"/>
+      <w:proofErr w:type="gramEnd"/>
       <w:r>
         <w:rPr>
           <w:lang w:val="en-GB"/>
@@ -480,6 +555,7 @@
         <w:rPr>
           <w:lang w:val="en-GB"/>
         </w:rPr>
+        <w:lastRenderedPageBreak/>
         <w:t>Set-</w:t>
       </w:r>
       <w:proofErr w:type="spellStart"/>
@@ -510,7 +586,6 @@
         <w:shd w:val="clear" w:color="auto" w:fill="CAEDFB" w:themeFill="accent4" w:themeFillTint="33"/>
       </w:pPr>
       <w:r>
-        <w:lastRenderedPageBreak/>
         <w:t>Ejercicio 6</w:t>
       </w:r>
     </w:p>
@@ -573,6 +648,7 @@
         <w:t>$</w:t>
       </w:r>
       <w:proofErr w:type="spellStart"/>
+      <w:proofErr w:type="gramStart"/>
       <w:r>
         <w:rPr>
           <w:lang w:val="en-GB"/>
@@ -580,11 +656,19 @@
         <w:t>acl.Access</w:t>
       </w:r>
       <w:proofErr w:type="spellEnd"/>
-      <w:r>
-        <w:rPr>
-          <w:lang w:val="en-GB"/>
-        </w:rPr>
-        <w:t xml:space="preserve"> | Where-Object { $_.</w:t>
+      <w:proofErr w:type="gramEnd"/>
+      <w:r>
+        <w:rPr>
+          <w:lang w:val="en-GB"/>
+        </w:rPr>
+        <w:t xml:space="preserve"> | Where-Object </w:t>
+      </w:r>
+      <w:proofErr w:type="gramStart"/>
+      <w:r>
+        <w:rPr>
+          <w:lang w:val="en-GB"/>
+        </w:rPr>
+        <w:t>{ $_.</w:t>
       </w:r>
       <w:proofErr w:type="spellStart"/>
       <w:r>
@@ -594,6 +678,7 @@
         <w:t>IdentityReference</w:t>
       </w:r>
       <w:proofErr w:type="spellEnd"/>
+      <w:proofErr w:type="gramEnd"/>
       <w:r>
         <w:rPr>
           <w:lang w:val="en-GB"/>
@@ -608,12 +693,14 @@
         <w:t>Usuarios</w:t>
       </w:r>
       <w:proofErr w:type="spellEnd"/>
+      <w:proofErr w:type="gramStart"/>
       <w:r>
         <w:rPr>
           <w:lang w:val="en-GB"/>
         </w:rPr>
         <w:t>" }</w:t>
       </w:r>
+      <w:proofErr w:type="gramEnd"/>
     </w:p>
     <w:p>
       <w:pPr>
@@ -628,6 +715,7 @@
         <w:t>$</w:t>
       </w:r>
       <w:proofErr w:type="spellStart"/>
+      <w:proofErr w:type="gramStart"/>
       <w:r>
         <w:rPr>
           <w:lang w:val="en-GB"/>
@@ -635,6 +723,7 @@
         <w:t>acl.Access</w:t>
       </w:r>
       <w:proofErr w:type="spellEnd"/>
+      <w:proofErr w:type="gramEnd"/>
       <w:r>
         <w:rPr>
           <w:lang w:val="en-GB"/>
@@ -653,7 +742,14 @@
         <w:rPr>
           <w:lang w:val="en-GB"/>
         </w:rPr>
-        <w:t>-Object { $</w:t>
+        <w:t xml:space="preserve">-Object </w:t>
+      </w:r>
+      <w:proofErr w:type="gramStart"/>
+      <w:r>
+        <w:rPr>
+          <w:lang w:val="en-GB"/>
+        </w:rPr>
+        <w:t>{ $</w:t>
       </w:r>
       <w:proofErr w:type="spellStart"/>
       <w:r>
@@ -663,12 +759,21 @@
         <w:t>acl.RemoveAccessRule</w:t>
       </w:r>
       <w:proofErr w:type="spellEnd"/>
-      <w:r>
-        <w:rPr>
-          <w:lang w:val="en-GB"/>
-        </w:rPr>
-        <w:t>($_) }</w:t>
-      </w:r>
+      <w:proofErr w:type="gramEnd"/>
+      <w:r>
+        <w:rPr>
+          <w:lang w:val="en-GB"/>
+        </w:rPr>
+        <w:t>($_</w:t>
+      </w:r>
+      <w:proofErr w:type="gramStart"/>
+      <w:r>
+        <w:rPr>
+          <w:lang w:val="en-GB"/>
+        </w:rPr>
+        <w:t>) }</w:t>
+      </w:r>
+      <w:proofErr w:type="gramEnd"/>
     </w:p>
     <w:p>
       <w:r>
@@ -727,10 +832,12 @@
         <w:t>$</w:t>
       </w:r>
       <w:proofErr w:type="spellStart"/>
+      <w:proofErr w:type="gramStart"/>
       <w:r>
         <w:t>acl.AreAccessRulesProtected</w:t>
       </w:r>
       <w:proofErr w:type="spellEnd"/>
+      <w:proofErr w:type="gramEnd"/>
       <w:r>
         <w:t xml:space="preserve">  # Muestra si hereda permisos</w:t>
       </w:r>
@@ -740,12 +847,22 @@
         <w:t>$</w:t>
       </w:r>
       <w:proofErr w:type="spellStart"/>
+      <w:proofErr w:type="gramStart"/>
       <w:r>
         <w:t>acl.SetAccessRuleProtection</w:t>
       </w:r>
       <w:proofErr w:type="spellEnd"/>
-      <w:r>
-        <w:t>($true, $true)  # Deshabilita herencia copiando las reglas</w:t>
+      <w:proofErr w:type="gramEnd"/>
+      <w:r>
+        <w:t>($true, $</w:t>
+      </w:r>
+      <w:proofErr w:type="gramStart"/>
+      <w:r>
+        <w:t>true)  #</w:t>
+      </w:r>
+      <w:proofErr w:type="gramEnd"/>
+      <w:r>
+        <w:t xml:space="preserve"> Deshabilita herencia copiando las reglas</w:t>
       </w:r>
     </w:p>
     <w:p>
@@ -824,9 +941,17 @@
         <w:rPr>
           <w:lang w:val="en-GB"/>
         </w:rPr>
-        <w:t>HH:mm:ss</w:t>
-      </w:r>
-      <w:proofErr w:type="spellEnd"/>
+        <w:t>HH:</w:t>
+      </w:r>
+      <w:proofErr w:type="gramStart"/>
+      <w:r>
+        <w:rPr>
+          <w:lang w:val="en-GB"/>
+        </w:rPr>
+        <w:t>mm:ss</w:t>
+      </w:r>
+      <w:proofErr w:type="spellEnd"/>
+      <w:proofErr w:type="gramEnd"/>
       <w:r>
         <w:rPr>
           <w:lang w:val="en-GB"/>
@@ -962,15 +1087,7 @@
     </w:p>
     <w:p>
       <w:r>
-        <w:t xml:space="preserve"># 9. Listar usuarios locales con </w:t>
-      </w:r>
-      <w:proofErr w:type="spellStart"/>
-      <w:r>
-        <w:t>Name</w:t>
-      </w:r>
-      <w:proofErr w:type="spellEnd"/>
-      <w:r>
-        <w:t xml:space="preserve">, </w:t>
+        <w:t xml:space="preserve"># 9. Listar usuarios locales con Name, </w:t>
       </w:r>
       <w:proofErr w:type="spellStart"/>
       <w:r>
@@ -1605,21 +1722,16 @@
       </w:r>
     </w:p>
     <w:p>
-      <w:proofErr w:type="spellStart"/>
-      <w:r>
-        <w:t>Add-LocalGroupMember</w:t>
-      </w:r>
-      <w:proofErr w:type="spellEnd"/>
-      <w:r>
-        <w:t xml:space="preserve"> -</w:t>
-      </w:r>
-      <w:proofErr w:type="spellStart"/>
-      <w:r>
-        <w:t>Group</w:t>
-      </w:r>
-      <w:proofErr w:type="spellEnd"/>
-      <w:r>
-        <w:t xml:space="preserve"> "Alumnos" -</w:t>
+      <w:r>
+        <w:t>Add-</w:t>
+      </w:r>
+      <w:proofErr w:type="spellStart"/>
+      <w:r>
+        <w:t>LocalGroupMember</w:t>
+      </w:r>
+      <w:proofErr w:type="spellEnd"/>
+      <w:r>
+        <w:t xml:space="preserve"> -Group "Alumnos" -</w:t>
       </w:r>
       <w:proofErr w:type="spellStart"/>
       <w:r>
@@ -1705,15 +1817,7 @@
       </w:r>
       <w:proofErr w:type="spellEnd"/>
       <w:r>
-        <w:t xml:space="preserve"> -</w:t>
-      </w:r>
-      <w:proofErr w:type="spellStart"/>
-      <w:r>
-        <w:t>Group</w:t>
-      </w:r>
-      <w:proofErr w:type="spellEnd"/>
-      <w:r>
-        <w:t xml:space="preserve"> "Alumnos" -</w:t>
+        <w:t xml:space="preserve"> -Group "Alumnos" -</w:t>
       </w:r>
       <w:proofErr w:type="spellStart"/>
       <w:r>
@@ -1926,7 +2030,21 @@
         <w:rPr>
           <w:lang w:val="en-GB"/>
         </w:rPr>
-        <w:t xml:space="preserve"> @{LogName="Security"; Id=4625} | Select </w:t>
+        <w:t xml:space="preserve"> </w:t>
+      </w:r>
+      <w:proofErr w:type="gramStart"/>
+      <w:r>
+        <w:rPr>
+          <w:lang w:val="en-GB"/>
+        </w:rPr>
+        <w:t>@{</w:t>
+      </w:r>
+      <w:proofErr w:type="gramEnd"/>
+      <w:r>
+        <w:rPr>
+          <w:lang w:val="en-GB"/>
+        </w:rPr>
+        <w:t xml:space="preserve">LogName="Security"; Id=4625} | Select </w:t>
       </w:r>
       <w:proofErr w:type="spellStart"/>
       <w:r>
@@ -2075,7 +2193,21 @@
         <w:rPr>
           <w:lang w:val="en-US"/>
         </w:rPr>
-        <w:t xml:space="preserve"> @{LogName = "Security"; Id = 4624}</w:t>
+        <w:t xml:space="preserve"> </w:t>
+      </w:r>
+      <w:proofErr w:type="gramStart"/>
+      <w:r>
+        <w:rPr>
+          <w:lang w:val="en-US"/>
+        </w:rPr>
+        <w:t>@{</w:t>
+      </w:r>
+      <w:proofErr w:type="gramEnd"/>
+      <w:r>
+        <w:rPr>
+          <w:lang w:val="en-US"/>
+        </w:rPr>
+        <w:t>LogName = "Security"; Id = 4624}</w:t>
       </w:r>
     </w:p>
     <w:p>
@@ -2158,7 +2290,21 @@
         <w:rPr>
           <w:lang w:val="en-US"/>
         </w:rPr>
-        <w:t xml:space="preserve"> | Where-Object { $_.Message -match "</w:t>
+        <w:t xml:space="preserve"> | Where-Object </w:t>
+      </w:r>
+      <w:proofErr w:type="gramStart"/>
+      <w:r>
+        <w:rPr>
+          <w:lang w:val="en-US"/>
+        </w:rPr>
+        <w:t>{ $_.Message</w:t>
+      </w:r>
+      <w:proofErr w:type="gramEnd"/>
+      <w:r>
+        <w:rPr>
+          <w:lang w:val="en-US"/>
+        </w:rPr>
+        <w:t xml:space="preserve"> -match "</w:t>
       </w:r>
       <w:proofErr w:type="spellStart"/>
       <w:r>
@@ -2168,12 +2314,14 @@
         <w:t>alberto</w:t>
       </w:r>
       <w:proofErr w:type="spellEnd"/>
+      <w:proofErr w:type="gramStart"/>
       <w:r>
         <w:rPr>
           <w:lang w:val="en-US"/>
         </w:rPr>
         <w:t>" }</w:t>
       </w:r>
+      <w:proofErr w:type="gramEnd"/>
     </w:p>
     <w:p>
       <w:pPr>
@@ -2273,7 +2421,21 @@
         <w:rPr>
           <w:lang w:val="en-US"/>
         </w:rPr>
-        <w:t xml:space="preserve">    @{Name = '</w:t>
+        <w:t xml:space="preserve">    </w:t>
+      </w:r>
+      <w:proofErr w:type="gramStart"/>
+      <w:r>
+        <w:rPr>
+          <w:lang w:val="en-US"/>
+        </w:rPr>
+        <w:t>@{</w:t>
+      </w:r>
+      <w:proofErr w:type="gramEnd"/>
+      <w:r>
+        <w:rPr>
+          <w:lang w:val="en-US"/>
+        </w:rPr>
+        <w:t>Name = '</w:t>
       </w:r>
       <w:proofErr w:type="spellStart"/>
       <w:r>
@@ -2300,7 +2462,21 @@
         <w:rPr>
           <w:lang w:val="en-US"/>
         </w:rPr>
-        <w:t xml:space="preserve">        if ($_.Message -match '</w:t>
+        <w:t xml:space="preserve">        if ($</w:t>
+      </w:r>
+      <w:proofErr w:type="gramStart"/>
+      <w:r>
+        <w:rPr>
+          <w:lang w:val="en-US"/>
+        </w:rPr>
+        <w:t>_.Message</w:t>
+      </w:r>
+      <w:proofErr w:type="gramEnd"/>
+      <w:r>
+        <w:rPr>
+          <w:lang w:val="en-US"/>
+        </w:rPr>
+        <w:t xml:space="preserve"> -match '</w:t>
       </w:r>
       <w:proofErr w:type="spellStart"/>
       <w:r>
@@ -2314,8 +2490,58 @@
         <w:rPr>
           <w:lang w:val="en-US"/>
         </w:rPr>
-        <w:t>"&gt;([^&lt;]+)&lt;') { $matches[1] }</w:t>
-      </w:r>
+        <w:t>"</w:t>
+      </w:r>
+      <w:proofErr w:type="gramStart"/>
+      <w:r>
+        <w:rPr>
+          <w:lang w:val="en-US"/>
+        </w:rPr>
+        <w:t>&gt;(</w:t>
+      </w:r>
+      <w:proofErr w:type="gramEnd"/>
+      <w:r>
+        <w:rPr>
+          <w:lang w:val="en-US"/>
+        </w:rPr>
+        <w:t>[^</w:t>
+      </w:r>
+      <w:proofErr w:type="gramStart"/>
+      <w:r>
+        <w:rPr>
+          <w:lang w:val="en-US"/>
+        </w:rPr>
+        <w:t>&lt;]+</w:t>
+      </w:r>
+      <w:proofErr w:type="gramEnd"/>
+      <w:r>
+        <w:rPr>
+          <w:lang w:val="en-US"/>
+        </w:rPr>
+        <w:t xml:space="preserve">)&lt;') </w:t>
+      </w:r>
+      <w:proofErr w:type="gramStart"/>
+      <w:r>
+        <w:rPr>
+          <w:lang w:val="en-US"/>
+        </w:rPr>
+        <w:t>{ $matches[</w:t>
+      </w:r>
+      <w:proofErr w:type="gramEnd"/>
+      <w:r>
+        <w:rPr>
+          <w:lang w:val="en-US"/>
+        </w:rPr>
+        <w:t>1</w:t>
+      </w:r>
+      <w:proofErr w:type="gramStart"/>
+      <w:r>
+        <w:rPr>
+          <w:lang w:val="en-US"/>
+        </w:rPr>
+        <w:t>] }</w:t>
+      </w:r>
+      <w:proofErr w:type="gramEnd"/>
     </w:p>
     <w:p>
       <w:r>
@@ -2330,8 +2556,21 @@
       </w:r>
       <w:proofErr w:type="spellEnd"/>
       <w:r>
-        <w:t xml:space="preserve"> { "No encontrado" }</w:t>
-      </w:r>
+        <w:t xml:space="preserve"> </w:t>
+      </w:r>
+      <w:proofErr w:type="gramStart"/>
+      <w:r>
+        <w:t>{ "</w:t>
+      </w:r>
+      <w:proofErr w:type="gramEnd"/>
+      <w:r>
+        <w:t>No encontrado</w:t>
+      </w:r>
+      <w:proofErr w:type="gramStart"/>
+      <w:r>
+        <w:t>" }</w:t>
+      </w:r>
+      <w:proofErr w:type="gramEnd"/>
     </w:p>
     <w:p>
       <w:r>
@@ -2383,7 +2622,14 @@
         <w:rPr>
           <w:lang w:val="en-GB"/>
         </w:rPr>
-        <w:t xml:space="preserve"> = (Get-Date).</w:t>
+        <w:t xml:space="preserve"> = (Get-Date</w:t>
+      </w:r>
+      <w:proofErr w:type="gramStart"/>
+      <w:r>
+        <w:rPr>
+          <w:lang w:val="en-GB"/>
+        </w:rPr>
+        <w:t>).</w:t>
       </w:r>
       <w:proofErr w:type="spellStart"/>
       <w:r>
@@ -2393,6 +2639,7 @@
         <w:t>AddHours</w:t>
       </w:r>
       <w:proofErr w:type="spellEnd"/>
+      <w:proofErr w:type="gramEnd"/>
       <w:r>
         <w:rPr>
           <w:lang w:val="en-GB"/>
@@ -2438,7 +2685,14 @@
         <w:rPr>
           <w:lang w:val="en-GB"/>
         </w:rPr>
-        <w:t xml:space="preserve"> System | Where-Object { $_.</w:t>
+        <w:t xml:space="preserve"> System | Where-Object </w:t>
+      </w:r>
+      <w:proofErr w:type="gramStart"/>
+      <w:r>
+        <w:rPr>
+          <w:lang w:val="en-GB"/>
+        </w:rPr>
+        <w:t>{ $_.</w:t>
       </w:r>
       <w:proofErr w:type="spellStart"/>
       <w:r>
@@ -2448,6 +2702,7 @@
         <w:t>EntryType</w:t>
       </w:r>
       <w:proofErr w:type="spellEnd"/>
+      <w:proofErr w:type="gramEnd"/>
       <w:r>
         <w:rPr>
           <w:lang w:val="en-GB"/>
@@ -2466,7 +2721,14 @@
         <w:rPr>
           <w:lang w:val="en-GB"/>
         </w:rPr>
-        <w:t xml:space="preserve"> 'Error' -and $_.</w:t>
+        <w:t xml:space="preserve"> 'Error' -and $</w:t>
+      </w:r>
+      <w:proofErr w:type="gramStart"/>
+      <w:r>
+        <w:rPr>
+          <w:lang w:val="en-GB"/>
+        </w:rPr>
+        <w:t>_.</w:t>
       </w:r>
       <w:proofErr w:type="spellStart"/>
       <w:r>
@@ -2476,6 +2738,7 @@
         <w:t>TimeGenerated</w:t>
       </w:r>
       <w:proofErr w:type="spellEnd"/>
+      <w:proofErr w:type="gramEnd"/>
       <w:r>
         <w:rPr>
           <w:lang w:val="en-GB"/>
@@ -2497,6 +2760,7 @@
         <w:t xml:space="preserve"> $</w:t>
       </w:r>
       <w:proofErr w:type="spellStart"/>
+      <w:proofErr w:type="gramStart"/>
       <w:r>
         <w:rPr>
           <w:lang w:val="en-GB"/>
@@ -2510,6 +2774,7 @@
         </w:rPr>
         <w:t xml:space="preserve"> }).Count</w:t>
       </w:r>
+      <w:proofErr w:type="gramEnd"/>
     </w:p>
     <w:p>
       <w:pPr>
@@ -2674,7 +2939,14 @@
         <w:rPr>
           <w:lang w:val="en-GB"/>
         </w:rPr>
-        <w:t xml:space="preserve"> = (Get-Date).</w:t>
+        <w:t xml:space="preserve"> = (Get-Date</w:t>
+      </w:r>
+      <w:proofErr w:type="gramStart"/>
+      <w:r>
+        <w:rPr>
+          <w:lang w:val="en-GB"/>
+        </w:rPr>
+        <w:t>).</w:t>
       </w:r>
       <w:proofErr w:type="spellStart"/>
       <w:r>
@@ -2684,6 +2956,7 @@
         <w:t>AddDays</w:t>
       </w:r>
       <w:proofErr w:type="spellEnd"/>
+      <w:proofErr w:type="gramEnd"/>
       <w:r>
         <w:rPr>
           <w:lang w:val="en-GB"/>
@@ -2742,7 +3015,14 @@
         <w:rPr>
           <w:lang w:val="en-GB"/>
         </w:rPr>
-        <w:t>Where-Object { $_.</w:t>
+        <w:t xml:space="preserve">Where-Object </w:t>
+      </w:r>
+      <w:proofErr w:type="gramStart"/>
+      <w:r>
+        <w:rPr>
+          <w:lang w:val="en-GB"/>
+        </w:rPr>
+        <w:t>{ $_.</w:t>
       </w:r>
       <w:proofErr w:type="spellStart"/>
       <w:r>
@@ -2752,6 +3032,7 @@
         <w:t>EntryType</w:t>
       </w:r>
       <w:proofErr w:type="spellEnd"/>
+      <w:proofErr w:type="gramEnd"/>
       <w:r>
         <w:rPr>
           <w:lang w:val="en-GB"/>
@@ -2770,7 +3051,14 @@
         <w:rPr>
           <w:lang w:val="en-GB"/>
         </w:rPr>
-        <w:t xml:space="preserve"> 'Error' -and $_.</w:t>
+        <w:t xml:space="preserve"> 'Error' -and $</w:t>
+      </w:r>
+      <w:proofErr w:type="gramStart"/>
+      <w:r>
+        <w:rPr>
+          <w:lang w:val="en-GB"/>
+        </w:rPr>
+        <w:t>_.</w:t>
       </w:r>
       <w:proofErr w:type="spellStart"/>
       <w:r>
@@ -2780,6 +3068,7 @@
         <w:t>TimeGenerated</w:t>
       </w:r>
       <w:proofErr w:type="spellEnd"/>
+      <w:proofErr w:type="gramEnd"/>
       <w:r>
         <w:rPr>
           <w:lang w:val="en-GB"/>
@@ -2801,6 +3090,7 @@
         <w:t xml:space="preserve"> $</w:t>
       </w:r>
       <w:proofErr w:type="spellStart"/>
+      <w:proofErr w:type="gramStart"/>
       <w:r>
         <w:rPr>
           <w:lang w:val="en-GB"/>
@@ -2812,7 +3102,14 @@
         <w:rPr>
           <w:lang w:val="en-GB"/>
         </w:rPr>
-        <w:t xml:space="preserve"> } |</w:t>
+        <w:t xml:space="preserve"> }</w:t>
+      </w:r>
+      <w:proofErr w:type="gramEnd"/>
+      <w:r>
+        <w:rPr>
+          <w:lang w:val="en-GB"/>
+        </w:rPr>
+        <w:t xml:space="preserve"> |</w:t>
       </w:r>
     </w:p>
     <w:p>
@@ -2897,7 +3194,21 @@
         <w:rPr>
           <w:lang w:val="en-GB"/>
         </w:rPr>
-        <w:t>foreach ($n in 1..3) {</w:t>
+        <w:t xml:space="preserve">foreach ($n in </w:t>
+      </w:r>
+      <w:proofErr w:type="gramStart"/>
+      <w:r>
+        <w:rPr>
+          <w:lang w:val="en-GB"/>
+        </w:rPr>
+        <w:t>1..</w:t>
+      </w:r>
+      <w:proofErr w:type="gramEnd"/>
+      <w:r>
+        <w:rPr>
+          <w:lang w:val="en-GB"/>
+        </w:rPr>
+        <w:t>3) {</w:t>
       </w:r>
     </w:p>
     <w:p>
@@ -3019,9 +3330,46 @@
       </w:r>
     </w:p>
     <w:p>
-      <w:proofErr w:type="spellStart"/>
-      <w:r>
-        <w:t>Add-LocalGroupMember</w:t>
+      <w:r>
+        <w:t>Add-</w:t>
+      </w:r>
+      <w:proofErr w:type="spellStart"/>
+      <w:r>
+        <w:t>LocalGroupMember</w:t>
+      </w:r>
+      <w:proofErr w:type="spellEnd"/>
+      <w:r>
+        <w:t xml:space="preserve"> -Group "Alumnos" -</w:t>
+      </w:r>
+      <w:proofErr w:type="spellStart"/>
+      <w:r>
+        <w:t>Member</w:t>
+      </w:r>
+      <w:proofErr w:type="spellEnd"/>
+      <w:r>
+        <w:t xml:space="preserve"> "Alumno1","Alumno2","Alumno3"</w:t>
+      </w:r>
+    </w:p>
+    <w:p>
+      <w:pPr>
+        <w:shd w:val="clear" w:color="auto" w:fill="CAEDFB" w:themeFill="accent4" w:themeFillTint="33"/>
+      </w:pPr>
+      <w:r>
+        <w:t>Ejercicio 30</w:t>
+      </w:r>
+    </w:p>
+    <w:p>
+      <w:r>
+        <w:t># 30. Permisos en carpeta compartida</w:t>
+      </w:r>
+    </w:p>
+    <w:p>
+      <w:r>
+        <w:t>New-</w:t>
+      </w:r>
+      <w:proofErr w:type="spellStart"/>
+      <w:r>
+        <w:t>Item</w:t>
       </w:r>
       <w:proofErr w:type="spellEnd"/>
       <w:r>
@@ -3029,48 +3377,6 @@
       </w:r>
       <w:proofErr w:type="spellStart"/>
       <w:r>
-        <w:t>Group</w:t>
-      </w:r>
-      <w:proofErr w:type="spellEnd"/>
-      <w:r>
-        <w:t xml:space="preserve"> "Alumnos" -</w:t>
-      </w:r>
-      <w:proofErr w:type="spellStart"/>
-      <w:r>
-        <w:t>Member</w:t>
-      </w:r>
-      <w:proofErr w:type="spellEnd"/>
-      <w:r>
-        <w:t xml:space="preserve"> "Alumno1","Alumno2","Alumno3"</w:t>
-      </w:r>
-    </w:p>
-    <w:p>
-      <w:pPr>
-        <w:shd w:val="clear" w:color="auto" w:fill="CAEDFB" w:themeFill="accent4" w:themeFillTint="33"/>
-      </w:pPr>
-      <w:r>
-        <w:t>Ejercicio 30</w:t>
-      </w:r>
-    </w:p>
-    <w:p>
-      <w:r>
-        <w:t># 30. Permisos en carpeta compartida</w:t>
-      </w:r>
-    </w:p>
-    <w:p>
-      <w:r>
-        <w:t>New-</w:t>
-      </w:r>
-      <w:proofErr w:type="spellStart"/>
-      <w:r>
-        <w:t>Item</w:t>
-      </w:r>
-      <w:proofErr w:type="spellEnd"/>
-      <w:r>
-        <w:t xml:space="preserve"> -</w:t>
-      </w:r>
-      <w:proofErr w:type="spellStart"/>
-      <w:r>
         <w:t>ItemType</w:t>
       </w:r>
       <w:proofErr w:type="spellEnd"/>
@@ -3083,21 +3389,8 @@
       </w:r>
       <w:proofErr w:type="spellEnd"/>
       <w:r>
-        <w:t xml:space="preserve"> -</w:t>
-      </w:r>
-      <w:proofErr w:type="spellStart"/>
-      <w:r>
-        <w:t>Path</w:t>
-      </w:r>
-      <w:proofErr w:type="spellEnd"/>
-      <w:r>
-        <w:t xml:space="preserve"> "C:\Compartida\Alumnos" -</w:t>
-      </w:r>
-      <w:proofErr w:type="spellStart"/>
-      <w:r>
-        <w:t>Force</w:t>
-      </w:r>
-      <w:proofErr w:type="spellEnd"/>
+        <w:t xml:space="preserve"> -Path "C:\Compartida\Alumnos" -Force</w:t>
+      </w:r>
     </w:p>
     <w:p>
       <w:r>
@@ -3130,7 +3423,21 @@
         <w:rPr>
           <w:lang w:val="en-GB"/>
         </w:rPr>
-        <w:t>$rule = New-Object System.Security.AccessControl.FileSystemAccessRule("Alumnos","FullControl","Allow")</w:t>
+        <w:t xml:space="preserve">$rule = New-Object </w:t>
+      </w:r>
+      <w:proofErr w:type="gramStart"/>
+      <w:r>
+        <w:rPr>
+          <w:lang w:val="en-GB"/>
+        </w:rPr>
+        <w:t>System.Security.AccessControl.FileSystemAccessRule</w:t>
+      </w:r>
+      <w:proofErr w:type="gramEnd"/>
+      <w:r>
+        <w:rPr>
+          <w:lang w:val="en-GB"/>
+        </w:rPr>
+        <w:t>("Alumnos","FullControl","Allow")</w:t>
       </w:r>
     </w:p>
     <w:p>
@@ -3139,10 +3446,12 @@
         <w:t>$</w:t>
       </w:r>
       <w:proofErr w:type="spellStart"/>
+      <w:proofErr w:type="gramStart"/>
       <w:r>
         <w:t>acl.AddAccessRule</w:t>
       </w:r>
       <w:proofErr w:type="spellEnd"/>
+      <w:proofErr w:type="gramEnd"/>
       <w:r>
         <w:t>($rule)</w:t>
       </w:r>
@@ -3202,7 +3511,21 @@
         <w:rPr>
           <w:lang w:val="en-GB"/>
         </w:rPr>
-        <w:t xml:space="preserve"> = Get-LocalUser | Select Name, Enabled</w:t>
+        <w:t xml:space="preserve"> = Get-</w:t>
+      </w:r>
+      <w:proofErr w:type="spellStart"/>
+      <w:r>
+        <w:rPr>
+          <w:lang w:val="en-GB"/>
+        </w:rPr>
+        <w:t>LocalUser</w:t>
+      </w:r>
+      <w:proofErr w:type="spellEnd"/>
+      <w:r>
+        <w:rPr>
+          <w:lang w:val="en-GB"/>
+        </w:rPr>
+        <w:t xml:space="preserve"> | Select Name, Enabled</w:t>
       </w:r>
     </w:p>
     <w:p>
@@ -3409,9 +3732,17 @@
         <w:rPr>
           <w:lang w:val="en-GB"/>
         </w:rPr>
-        <w:t>HH:mm:ss</w:t>
-      </w:r>
-      <w:proofErr w:type="spellEnd"/>
+        <w:t>HH:</w:t>
+      </w:r>
+      <w:proofErr w:type="gramStart"/>
+      <w:r>
+        <w:rPr>
+          <w:lang w:val="en-GB"/>
+        </w:rPr>
+        <w:t>mm:ss</w:t>
+      </w:r>
+      <w:proofErr w:type="spellEnd"/>
+      <w:proofErr w:type="gramEnd"/>
       <w:r>
         <w:rPr>
           <w:lang w:val="en-GB"/>
@@ -3478,8 +3809,24 @@
         <w:rPr>
           <w:lang w:val="en-GB"/>
         </w:rPr>
-        <w:t xml:space="preserve"> = (Get-LocalUser).Count</w:t>
-      </w:r>
+        <w:t xml:space="preserve"> = (Get-</w:t>
+      </w:r>
+      <w:proofErr w:type="spellStart"/>
+      <w:r>
+        <w:rPr>
+          <w:lang w:val="en-GB"/>
+        </w:rPr>
+        <w:t>LocalUser</w:t>
+      </w:r>
+      <w:proofErr w:type="spellEnd"/>
+      <w:proofErr w:type="gramStart"/>
+      <w:r>
+        <w:rPr>
+          <w:lang w:val="en-GB"/>
+        </w:rPr>
+        <w:t>).Count</w:t>
+      </w:r>
+      <w:proofErr w:type="gramEnd"/>
     </w:p>
     <w:p>
       <w:pPr>
@@ -3515,12 +3862,14 @@
         <w:t>LocalGroup</w:t>
       </w:r>
       <w:proofErr w:type="spellEnd"/>
+      <w:proofErr w:type="gramStart"/>
       <w:r>
         <w:rPr>
           <w:lang w:val="en-GB"/>
         </w:rPr>
         <w:t>).Count</w:t>
       </w:r>
+      <w:proofErr w:type="gramEnd"/>
     </w:p>
     <w:p>
       <w:pPr>
@@ -3668,10 +4017,12 @@
         <w:t xml:space="preserve"> = $</w:t>
       </w:r>
       <w:proofErr w:type="spellStart"/>
+      <w:proofErr w:type="gramStart"/>
       <w:r>
         <w:t>env:USERNAME</w:t>
       </w:r>
       <w:proofErr w:type="spellEnd"/>
+      <w:proofErr w:type="gramEnd"/>
     </w:p>
     <w:p/>
     <w:p>
@@ -3698,7 +4049,21 @@
         <w:rPr>
           <w:lang w:val="en-US"/>
         </w:rPr>
-        <w:t>$eventos = Get-WinEvent -FilterHashtable @{LogName = "Security"; Id = 4624}</w:t>
+        <w:t xml:space="preserve">$eventos = Get-WinEvent -FilterHashtable </w:t>
+      </w:r>
+      <w:proofErr w:type="gramStart"/>
+      <w:r>
+        <w:rPr>
+          <w:lang w:val="en-US"/>
+        </w:rPr>
+        <w:t>@{</w:t>
+      </w:r>
+      <w:proofErr w:type="gramEnd"/>
+      <w:r>
+        <w:rPr>
+          <w:lang w:val="en-US"/>
+        </w:rPr>
+        <w:t>LogName = "Security"; Id = 4624}</w:t>
       </w:r>
     </w:p>
     <w:p>
@@ -3732,8 +4097,30 @@
         <w:rPr>
           <w:lang w:val="en-US"/>
         </w:rPr>
-        <w:t>$filtrados = $eventos | Where-Object { $_.Message -match $user }</w:t>
-      </w:r>
+        <w:t xml:space="preserve">$filtrados = $eventos | Where-Object </w:t>
+      </w:r>
+      <w:proofErr w:type="gramStart"/>
+      <w:r>
+        <w:rPr>
+          <w:lang w:val="en-US"/>
+        </w:rPr>
+        <w:t>{ $_.Message</w:t>
+      </w:r>
+      <w:proofErr w:type="gramEnd"/>
+      <w:r>
+        <w:rPr>
+          <w:lang w:val="en-US"/>
+        </w:rPr>
+        <w:t xml:space="preserve"> -match $</w:t>
+      </w:r>
+      <w:proofErr w:type="gramStart"/>
+      <w:r>
+        <w:rPr>
+          <w:lang w:val="en-US"/>
+        </w:rPr>
+        <w:t>user }</w:t>
+      </w:r>
+      <w:proofErr w:type="gramEnd"/>
     </w:p>
     <w:p>
       <w:pPr>
@@ -3792,7 +4179,21 @@
         <w:rPr>
           <w:lang w:val="en-US"/>
         </w:rPr>
-        <w:t xml:space="preserve">    @{Name = 'Usuario'; Expression = {</w:t>
+        <w:t xml:space="preserve">    </w:t>
+      </w:r>
+      <w:proofErr w:type="gramStart"/>
+      <w:r>
+        <w:rPr>
+          <w:lang w:val="en-US"/>
+        </w:rPr>
+        <w:t>@{</w:t>
+      </w:r>
+      <w:proofErr w:type="gramEnd"/>
+      <w:r>
+        <w:rPr>
+          <w:lang w:val="en-US"/>
+        </w:rPr>
+        <w:t>Name = 'Usuario'; Expression = {</w:t>
       </w:r>
     </w:p>
     <w:p>
@@ -3827,8 +4228,86 @@
         <w:rPr>
           <w:lang w:val="en-US"/>
         </w:rPr>
-        <w:t>if ($_.Message -match 'TargetUserName["\&gt;]([^&lt;]+)&lt;') { $matches[1] }</w:t>
-      </w:r>
+        <w:t>if ($</w:t>
+      </w:r>
+      <w:proofErr w:type="gramStart"/>
+      <w:r>
+        <w:rPr>
+          <w:lang w:val="en-US"/>
+        </w:rPr>
+        <w:t>_.Message</w:t>
+      </w:r>
+      <w:proofErr w:type="gramEnd"/>
+      <w:r>
+        <w:rPr>
+          <w:lang w:val="en-US"/>
+        </w:rPr>
+        <w:t xml:space="preserve"> -match '</w:t>
+      </w:r>
+      <w:proofErr w:type="gramStart"/>
+      <w:r>
+        <w:rPr>
+          <w:lang w:val="en-US"/>
+        </w:rPr>
+        <w:t>TargetUserName[</w:t>
+      </w:r>
+      <w:proofErr w:type="gramEnd"/>
+      <w:r>
+        <w:rPr>
+          <w:lang w:val="en-US"/>
+        </w:rPr>
+        <w:t>"\</w:t>
+      </w:r>
+      <w:proofErr w:type="gramStart"/>
+      <w:r>
+        <w:rPr>
+          <w:lang w:val="en-US"/>
+        </w:rPr>
+        <w:t>&gt;](</w:t>
+      </w:r>
+      <w:proofErr w:type="gramEnd"/>
+      <w:r>
+        <w:rPr>
+          <w:lang w:val="en-US"/>
+        </w:rPr>
+        <w:t>[^</w:t>
+      </w:r>
+      <w:proofErr w:type="gramStart"/>
+      <w:r>
+        <w:rPr>
+          <w:lang w:val="en-US"/>
+        </w:rPr>
+        <w:t>&lt;]+</w:t>
+      </w:r>
+      <w:proofErr w:type="gramEnd"/>
+      <w:r>
+        <w:rPr>
+          <w:lang w:val="en-US"/>
+        </w:rPr>
+        <w:t xml:space="preserve">)&lt;') </w:t>
+      </w:r>
+      <w:proofErr w:type="gramStart"/>
+      <w:r>
+        <w:rPr>
+          <w:lang w:val="en-US"/>
+        </w:rPr>
+        <w:t>{ $matches[</w:t>
+      </w:r>
+      <w:proofErr w:type="gramEnd"/>
+      <w:r>
+        <w:rPr>
+          <w:lang w:val="en-US"/>
+        </w:rPr>
+        <w:t>1</w:t>
+      </w:r>
+      <w:proofErr w:type="gramStart"/>
+      <w:r>
+        <w:rPr>
+          <w:lang w:val="en-US"/>
+        </w:rPr>
+        <w:t>] }</w:t>
+      </w:r>
+      <w:proofErr w:type="gramEnd"/>
     </w:p>
     <w:p>
       <w:r>
@@ -3843,8 +4322,21 @@
       </w:r>
       <w:proofErr w:type="spellEnd"/>
       <w:r>
-        <w:t xml:space="preserve"> { "No encontrado" }</w:t>
-      </w:r>
+        <w:t xml:space="preserve"> </w:t>
+      </w:r>
+      <w:proofErr w:type="gramStart"/>
+      <w:r>
+        <w:t>{ "</w:t>
+      </w:r>
+      <w:proofErr w:type="gramEnd"/>
+      <w:r>
+        <w:t>No encontrado</w:t>
+      </w:r>
+      <w:proofErr w:type="gramStart"/>
+      <w:r>
+        <w:t>" }</w:t>
+      </w:r>
+      <w:proofErr w:type="gramEnd"/>
     </w:p>
     <w:p>
       <w:pPr>
